--- a/cases/templates/acte/renuntare_ord_template.docx
+++ b/cases/templates/acte/renuntare_ord_template.docx
@@ -2,770 +2,739 @@
 <file path=word/document.xml><?xml version="1.0" encoding="utf-8"?>
 <w:document xmlns:wpc="http://schemas.microsoft.com/office/word/2010/wordprocessingCanvas" xmlns:cx="http://schemas.microsoft.com/office/drawing/2014/chartex" xmlns:cx1="http://schemas.microsoft.com/office/drawing/2015/9/8/chartex" xmlns:cx2="http://schemas.microsoft.com/office/drawing/2015/10/21/chartex" xmlns:cx3="http://schemas.microsoft.com/office/drawing/2016/5/9/chartex" xmlns:cx4="http://schemas.microsoft.com/office/drawing/2016/5/10/chartex" xmlns:cx5="http://schemas.microsoft.com/office/drawing/2016/5/11/chartex" xmlns:cx6="http://schemas.microsoft.com/office/drawing/2016/5/12/chartex" xmlns:cx7="http://schemas.microsoft.com/office/drawing/2016/5/13/chartex" xmlns:cx8="http://schemas.microsoft.com/office/drawing/2016/5/14/chartex" xmlns:mc="http://schemas.openxmlformats.org/markup-compatibility/2006" xmlns:aink="http://schemas.microsoft.com/office/drawing/2016/ink" xmlns:am3d="http://schemas.microsoft.com/office/drawing/2017/model3d" xmlns:o="urn:schemas-microsoft-com:office:office" xmlns:oel="http://schemas.microsoft.com/office/2019/extlst" xmlns:r="http://schemas.openxmlformats.org/officeDocument/2006/relationships" xmlns:m="http://schemas.openxmlformats.org/officeDocument/2006/math" xmlns:v="urn:schemas-microsoft-com:vml" xmlns:wp14="http://schemas.microsoft.com/office/word/2010/wordprocessingDrawing" xmlns:wp="http://schemas.openxmlformats.org/drawingml/2006/wordprocessingDrawing" xmlns:w10="urn:schemas-microsoft-com:office:word" xmlns:w="http://schemas.openxmlformats.org/wordprocessingml/2006/main" xmlns:w14="http://schemas.microsoft.com/office/word/2010/wordml" xmlns:w15="http://schemas.microsoft.com/office/word/2012/wordml" xmlns:w16cex="http://schemas.microsoft.com/office/word/2018/wordml/cex" xmlns:w16cid="http://schemas.microsoft.com/office/word/2016/wordml/cid" xmlns:w16="http://schemas.microsoft.com/office/word/2018/wordml" xmlns:w16du="http://schemas.microsoft.com/office/word/2023/wordml/word16du" xmlns:w16sdtdh="http://schemas.microsoft.com/office/word/2020/wordml/sdtdatahash" xmlns:w16sdtfl="http://schemas.microsoft.com/office/word/2024/wordml/sdtformatlock" xmlns:w16se="http://schemas.microsoft.com/office/word/2015/wordml/symex" xmlns:wpg="http://schemas.microsoft.com/office/word/2010/wordprocessingGroup" xmlns:wpi="http://schemas.microsoft.com/office/word/2010/wordprocessingInk" xmlns:wne="http://schemas.microsoft.com/office/word/2006/wordml" xmlns:wps="http://schemas.microsoft.com/office/word/2010/wordprocessingShape" mc:Ignorable="w14 w15 w16se w16cid w16 w16cex w16sdtdh w16sdtfl w16du wp14">
   <w:body>
-    <w:p>
-      <w:r>
-        <w:rPr>
-          <w:b/>
-          <w:bCs/>
-        </w:rPr>
-        <w:t>ANTET PARCHETUL DE PE LÂNGĂ JUDECĂTORIA XYZ</w:t>
-      </w:r>
-    </w:p>
-    <w:p>
-      <w:proofErr w:type="spellStart"/>
-      <w:r>
-        <w:t>Dosarul</w:t>
-      </w:r>
-      <w:proofErr w:type="spellEnd"/>
-      <w:r>
-        <w:t xml:space="preserve"> penal nr. </w:t>
-      </w:r>
-      <w:proofErr w:type="gramStart"/>
-      <w:r>
-        <w:rPr>
-          <w:b/>
-          <w:bCs/>
+    <w:tbl>
+      <w:tblPr>
+        <w:tblStyle w:val="TableGrid"/>
+        <w:tblW w:w="0" w:type="auto"/>
+        <w:tblLook w:val="04A0" w:firstRow="1" w:lastRow="0" w:firstColumn="1" w:lastColumn="0" w:noHBand="0" w:noVBand="1"/>
+      </w:tblPr>
+      <w:tblGrid>
+        <w:gridCol w:w="1798"/>
+        <w:gridCol w:w="7552"/>
+      </w:tblGrid>
+      <w:tr>
+        <w:tc>
+          <w:tcPr>
+            <w:tcW w:w="1555" w:type="dxa"/>
+          </w:tcPr>
+          <w:p>
+            <w:pPr>
+              <w:jc w:val="both"/>
+              <w:rPr>
+                <w:rFonts w:ascii="Times New Roman" w:hAnsi="Times New Roman" w:cs="Times New Roman"/>
+                <w:b/>
+                <w:bCs/>
+                <w:lang w:val="ro-RO"/>
+              </w:rPr>
+            </w:pPr>
+            <w:r>
+              <w:rPr>
+                <w:rFonts w:ascii="Times New Roman" w:hAnsi="Times New Roman" w:cs="Times New Roman"/>
+                <w:b/>
+                <w:bCs/>
+                <w:lang w:val="ro-RO"/>
+              </w:rPr>
+              <w:drawing>
+                <wp:inline distT="0" distB="0" distL="0" distR="0" wp14:anchorId="12F14077" wp14:editId="4C42D585">
+                  <wp:extent cx="1004570" cy="669290"/>
+                  <wp:effectExtent l="0" t="0" r="0" b="0"/>
+                  <wp:docPr id="635756682" name="Picture 1"/>
+                  <wp:cNvGraphicFramePr>
+                    <a:graphicFrameLocks xmlns:a="http://schemas.openxmlformats.org/drawingml/2006/main" noChangeAspect="1"/>
+                  </wp:cNvGraphicFramePr>
+                  <a:graphic xmlns:a="http://schemas.openxmlformats.org/drawingml/2006/main">
+                    <a:graphicData uri="http://schemas.openxmlformats.org/drawingml/2006/picture">
+                      <pic:pic xmlns:pic="http://schemas.openxmlformats.org/drawingml/2006/picture">
+                        <pic:nvPicPr>
+                          <pic:cNvPr id="635756682" name="Picture 635756682"/>
+                          <pic:cNvPicPr/>
+                        </pic:nvPicPr>
+                        <pic:blipFill>
+                          <a:blip r:embed="rId5" cstate="print">
+                            <a:extLst>
+                              <a:ext uri="{28A0092B-C50C-407E-A947-70E740481C1C}">
+                                <a14:useLocalDpi xmlns:a14="http://schemas.microsoft.com/office/drawing/2010/main" val="0"/>
+                              </a:ext>
+                            </a:extLst>
+                          </a:blip>
+                          <a:stretch>
+                            <a:fillRect/>
+                          </a:stretch>
+                        </pic:blipFill>
+                        <pic:spPr>
+                          <a:xfrm>
+                            <a:off x="0" y="0"/>
+                            <a:ext cx="1004570" cy="669290"/>
+                          </a:xfrm>
+                          <a:prstGeom prst="rect">
+                            <a:avLst/>
+                          </a:prstGeom>
+                        </pic:spPr>
+                      </pic:pic>
+                    </a:graphicData>
+                  </a:graphic>
+                </wp:inline>
+              </w:drawing>
+            </w:r>
+          </w:p>
+        </w:tc>
+        <w:tc>
+          <w:tcPr>
+            <w:tcW w:w="7795" w:type="dxa"/>
+          </w:tcPr>
+          <w:p>
+            <w:pPr>
+              <w:jc w:val="center"/>
+              <w:rPr>
+                <w:rFonts w:ascii="Times New Roman" w:hAnsi="Times New Roman" w:cs="Times New Roman"/>
+                <w:b/>
+                <w:bCs/>
+                <w:lang w:val="ro-RO"/>
+              </w:rPr>
+            </w:pPr>
+          </w:p>
+          <w:p>
+            <w:pPr>
+              <w:jc w:val="center"/>
+              <w:rPr>
+                <w:rFonts w:ascii="Times New Roman" w:hAnsi="Times New Roman" w:cs="Times New Roman"/>
+                <w:b/>
+                <w:bCs/>
+                <w:lang w:val="ro-RO"/>
+              </w:rPr>
+            </w:pPr>
+            <w:r>
+              <w:rPr>
+                <w:rFonts w:ascii="Times New Roman" w:hAnsi="Times New Roman" w:cs="Times New Roman"/>
+                <w:b/>
+                <w:bCs/>
+                <w:lang w:val="ro-RO"/>
+              </w:rPr>
+              <w:t>PARCHETUL DE PE LÂNGĂ JUDECĂTORIA</w:t>
+            </w:r>
+            <w:r>
+              <w:rPr>
+                <w:rFonts w:ascii="Times New Roman" w:hAnsi="Times New Roman" w:cs="Times New Roman"/>
+                <w:b/>
+                <w:bCs/>
+                <w:lang w:val="ro-RO"/>
+              </w:rPr>
+              <w:t xml:space="preserve"> DOBÂRLĂU</w:t>
+            </w:r>
+          </w:p>
+          <w:p>
+            <w:pPr>
+              <w:jc w:val="center"/>
+              <w:rPr>
+                <w:rFonts w:ascii="Times New Roman" w:hAnsi="Times New Roman" w:cs="Times New Roman"/>
+                <w:b/>
+                <w:bCs/>
+                <w:lang w:val="ro-RO"/>
+              </w:rPr>
+            </w:pPr>
+          </w:p>
+        </w:tc>
+      </w:tr>
+    </w:tbl>
+    <w:p>
+      <w:pPr>
+        <w:rPr>
+          <w:rFonts w:ascii="Times New Roman" w:hAnsi="Times New Roman" w:cs="Times New Roman"/>
+          <w:b/>
+          <w:bCs/>
+          <w:lang w:val="ro-RO"/>
+        </w:rPr>
+      </w:pPr>
+      <w:r>
+        <w:rPr>
+          <w:rFonts w:ascii="Times New Roman" w:hAnsi="Times New Roman" w:cs="Times New Roman"/>
+          <w:b/>
+          <w:bCs/>
+          <w:lang w:val="ro-RO"/>
+        </w:rPr>
+        <w:t>Dosarul penal nr.</w:t>
+      </w:r>
+      <w:r>
+        <w:rPr>
+          <w:rFonts w:ascii="Times New Roman" w:hAnsi="Times New Roman" w:cs="Times New Roman"/>
+          <w:lang w:val="ro-RO"/>
+        </w:rPr>
+        <w:t xml:space="preserve"> </w:t>
+      </w:r>
+      <w:r>
+        <w:rPr>
+          <w:rFonts w:ascii="Times New Roman" w:hAnsi="Times New Roman" w:cs="Times New Roman"/>
+          <w:b/>
+          <w:bCs/>
+          <w:lang w:val="ro-RO"/>
+        </w:rPr>
+        <w:t>{{ numar_dosar }}</w:t>
+      </w:r>
+    </w:p>
+    <w:p>
+      <w:pPr>
+        <w:tabs>
+          <w:tab w:val="left" w:pos="5670"/>
+        </w:tabs>
+        <w:rPr>
+          <w:rFonts w:ascii="Times New Roman" w:hAnsi="Times New Roman" w:cs="Times New Roman"/>
+          <w:b/>
+          <w:bCs/>
+          <w:lang w:val="ro-RO"/>
+        </w:rPr>
+      </w:pPr>
+      <w:r>
+        <w:rPr>
+          <w:rFonts w:ascii="Times New Roman" w:hAnsi="Times New Roman" w:cs="Times New Roman"/>
+          <w:b/>
+          <w:bCs/>
+          <w:lang w:val="ro-RO"/>
+        </w:rPr>
+        <w:tab/>
+      </w:r>
+      <w:r>
+        <w:rPr>
+          <w:rFonts w:ascii="Times New Roman" w:hAnsi="Times New Roman" w:cs="Times New Roman"/>
+          <w:b/>
+          <w:bCs/>
+          <w:lang w:val="ro-RO"/>
+        </w:rPr>
+        <w:tab/>
+        <w:t xml:space="preserve">Verificat sub aspectul legalităţii </w:t>
+      </w:r>
+    </w:p>
+    <w:p>
+      <w:pPr>
+        <w:tabs>
+          <w:tab w:val="left" w:pos="5670"/>
+        </w:tabs>
+        <w:rPr>
+          <w:rFonts w:ascii="Times New Roman" w:hAnsi="Times New Roman" w:cs="Times New Roman"/>
+          <w:b/>
+          <w:bCs/>
+          <w:lang w:val="ro-RO"/>
+        </w:rPr>
+      </w:pPr>
+      <w:r>
+        <w:rPr>
+          <w:rFonts w:ascii="Times New Roman" w:hAnsi="Times New Roman" w:cs="Times New Roman"/>
+          <w:b/>
+          <w:bCs/>
+          <w:lang w:val="ro-RO"/>
+        </w:rPr>
+        <w:tab/>
+      </w:r>
+      <w:r>
+        <w:rPr>
+          <w:rFonts w:ascii="Times New Roman" w:hAnsi="Times New Roman" w:cs="Times New Roman"/>
+          <w:b/>
+          <w:bCs/>
+          <w:lang w:val="ro-RO"/>
+        </w:rPr>
+        <w:tab/>
+      </w:r>
+      <w:r>
+        <w:rPr>
+          <w:rFonts w:ascii="Times New Roman" w:hAnsi="Times New Roman" w:cs="Times New Roman"/>
+          <w:b/>
+          <w:bCs/>
+          <w:lang w:val="ro-RO"/>
+        </w:rPr>
+        <w:tab/>
+        <w:t>şi temeiniciei</w:t>
+      </w:r>
+    </w:p>
+    <w:p>
+      <w:pPr>
+        <w:tabs>
+          <w:tab w:val="left" w:pos="5670"/>
+        </w:tabs>
+        <w:rPr>
+          <w:rFonts w:ascii="Times New Roman" w:hAnsi="Times New Roman" w:cs="Times New Roman"/>
+          <w:b/>
+          <w:bCs/>
+          <w:lang w:val="ro-RO"/>
+        </w:rPr>
+      </w:pPr>
+    </w:p>
+    <w:p>
+      <w:pPr>
+        <w:rPr>
+          <w:rFonts w:ascii="Times New Roman" w:hAnsi="Times New Roman" w:cs="Times New Roman"/>
+          <w:lang w:val="ro-RO"/>
+        </w:rPr>
+      </w:pPr>
+    </w:p>
+    <w:p>
+      <w:pPr>
+        <w:jc w:val="center"/>
+        <w:rPr>
+          <w:rFonts w:ascii="Times New Roman" w:hAnsi="Times New Roman" w:cs="Times New Roman"/>
+          <w:lang w:val="ro-RO"/>
+        </w:rPr>
+      </w:pPr>
+      <w:r>
+        <w:rPr>
+          <w:rFonts w:ascii="Times New Roman" w:hAnsi="Times New Roman" w:cs="Times New Roman"/>
+          <w:b/>
+          <w:bCs/>
+          <w:lang w:val="ro-RO"/>
+        </w:rPr>
+        <w:t>ORDONANȚĂ DE RENUNȚARE LA URMĂRIREA PENALĂ</w:t>
+      </w:r>
+    </w:p>
+    <w:p>
+      <w:pPr>
+        <w:jc w:val="center"/>
+        <w:rPr>
+          <w:rFonts w:ascii="Times New Roman" w:hAnsi="Times New Roman" w:cs="Times New Roman"/>
+          <w:b/>
+          <w:bCs/>
+          <w:lang w:val="ro-RO"/>
+        </w:rPr>
+      </w:pPr>
+      <w:r>
+        <w:rPr>
+          <w:rFonts w:ascii="Times New Roman" w:hAnsi="Times New Roman" w:cs="Times New Roman"/>
+          <w:b/>
+          <w:bCs/>
+          <w:lang w:val="ro-RO"/>
+        </w:rPr>
+        <w:t>{{ data_actului }}</w:t>
+      </w:r>
+    </w:p>
+    <w:p>
+      <w:pPr>
+        <w:jc w:val="center"/>
+        <w:rPr>
+          <w:rFonts w:ascii="Times New Roman" w:hAnsi="Times New Roman" w:cs="Times New Roman"/>
+          <w:lang w:val="ro-RO"/>
+        </w:rPr>
+      </w:pPr>
+    </w:p>
+    <w:p>
+      <w:pPr>
+        <w:ind w:firstLine="720"/>
+        <w:rPr>
+          <w:rFonts w:ascii="Times New Roman" w:hAnsi="Times New Roman" w:cs="Times New Roman"/>
+          <w:lang w:val="ro-RO"/>
+        </w:rPr>
+      </w:pPr>
+      <w:r>
+        <w:rPr>
+          <w:rFonts w:ascii="Times New Roman" w:hAnsi="Times New Roman" w:cs="Times New Roman"/>
+          <w:lang w:val="ro-RO"/>
+        </w:rPr>
+        <w:t xml:space="preserve">Procuror </w:t>
+      </w:r>
+      <w:r>
+        <w:rPr>
+          <w:rFonts w:ascii="Times New Roman" w:hAnsi="Times New Roman" w:cs="Times New Roman"/>
+          <w:b/>
+          <w:bCs/>
+          <w:lang w:val="ro-RO"/>
+        </w:rPr>
+        <w:t>{{ nume_semnatar }}</w:t>
+      </w:r>
+      <w:r>
+        <w:rPr>
+          <w:rFonts w:ascii="Times New Roman" w:hAnsi="Times New Roman" w:cs="Times New Roman"/>
+          <w:lang w:val="ro-RO"/>
+        </w:rPr>
+        <w:t xml:space="preserve"> din cadrul </w:t>
+      </w:r>
+      <w:r>
+        <w:rPr>
+          <w:rFonts w:ascii="Times New Roman" w:hAnsi="Times New Roman" w:cs="Times New Roman"/>
+          <w:b/>
+          <w:bCs/>
+          <w:lang w:val="ro-RO"/>
+        </w:rPr>
+        <w:t>{{ unitate }}</w:t>
+      </w:r>
+      <w:r>
+        <w:rPr>
+          <w:rFonts w:ascii="Times New Roman" w:hAnsi="Times New Roman" w:cs="Times New Roman"/>
+          <w:lang w:val="ro-RO"/>
+        </w:rPr>
+        <w:t>,</w:t>
+      </w:r>
+    </w:p>
+    <w:p>
+      <w:pPr>
+        <w:ind w:firstLine="720"/>
+        <w:rPr>
+          <w:rFonts w:ascii="Times New Roman" w:hAnsi="Times New Roman" w:cs="Times New Roman"/>
+          <w:lang w:val="ro-RO"/>
+        </w:rPr>
+      </w:pPr>
+      <w:r>
+        <w:rPr>
+          <w:rFonts w:ascii="Times New Roman" w:hAnsi="Times New Roman" w:cs="Times New Roman"/>
+          <w:lang w:val="ro-RO"/>
+        </w:rPr>
+        <w:t>Examinând actele de urmărire penală din dosarul cu nr. de mai sus,</w:t>
+      </w:r>
+    </w:p>
+    <w:p>
+      <w:pPr>
+        <w:rPr>
+          <w:rFonts w:ascii="Times New Roman" w:hAnsi="Times New Roman" w:cs="Times New Roman"/>
+          <w:lang w:val="ro-RO"/>
+        </w:rPr>
+      </w:pPr>
+    </w:p>
+    <w:p>
+      <w:pPr>
+        <w:jc w:val="center"/>
+        <w:rPr>
+          <w:rFonts w:ascii="Times New Roman" w:hAnsi="Times New Roman" w:cs="Times New Roman"/>
+          <w:lang w:val="ro-RO"/>
+        </w:rPr>
+      </w:pPr>
+      <w:r>
+        <w:rPr>
+          <w:rFonts w:ascii="Times New Roman" w:hAnsi="Times New Roman" w:cs="Times New Roman"/>
+          <w:b/>
+          <w:bCs/>
+          <w:lang w:val="ro-RO"/>
+        </w:rPr>
+        <w:t>CONSTAT:</w:t>
+      </w:r>
+    </w:p>
+    <w:p>
+      <w:pPr>
+        <w:rPr>
+          <w:rFonts w:ascii="Times New Roman" w:hAnsi="Times New Roman" w:cs="Times New Roman"/>
+          <w:lang w:val="ro-RO"/>
+        </w:rPr>
+      </w:pPr>
+    </w:p>
+    <w:p>
+      <w:pPr>
+        <w:ind w:firstLine="720"/>
+        <w:jc w:val="both"/>
+        <w:rPr>
+          <w:rFonts w:ascii="Times New Roman" w:hAnsi="Times New Roman" w:cs="Times New Roman"/>
+          <w:lang w:val="ro-RO"/>
+        </w:rPr>
+      </w:pPr>
+      <w:r>
+        <w:rPr>
+          <w:rFonts w:ascii="Times New Roman" w:hAnsi="Times New Roman" w:cs="Times New Roman"/>
+          <w:lang w:val="ro-RO"/>
+        </w:rPr>
+        <w:t xml:space="preserve">La data de </w:t>
+      </w:r>
+      <w:r>
+        <w:rPr>
+          <w:rFonts w:ascii="Times New Roman" w:hAnsi="Times New Roman" w:cs="Times New Roman"/>
+          <w:b/>
+          <w:bCs/>
+          <w:lang w:val="ro-RO"/>
+        </w:rPr>
+        <w:t>{{ data_inregistrarii }}</w:t>
+      </w:r>
+      <w:r>
+        <w:rPr>
+          <w:rFonts w:ascii="Times New Roman" w:hAnsi="Times New Roman" w:cs="Times New Roman"/>
+          <w:lang w:val="ro-RO"/>
+        </w:rPr>
+        <w:t xml:space="preserve"> a fost înregistrat dosarul penal cu numărul de mai sus. </w:t>
+      </w:r>
+    </w:p>
+    <w:p>
+      <w:pPr>
+        <w:ind w:firstLine="720"/>
+        <w:jc w:val="both"/>
+        <w:rPr>
+          <w:rFonts w:ascii="Times New Roman" w:hAnsi="Times New Roman" w:cs="Times New Roman"/>
+          <w:lang w:val="ro-RO"/>
+        </w:rPr>
+      </w:pPr>
+      <w:r>
+        <w:rPr>
+          <w:rFonts w:ascii="Times New Roman" w:hAnsi="Times New Roman" w:cs="Times New Roman"/>
+          <w:lang w:val="ro-RO"/>
+        </w:rPr>
+        <w:t xml:space="preserve">Prin ordonanţa din data de </w:t>
+      </w:r>
+      <w:r>
+        <w:rPr>
+          <w:rFonts w:ascii="Times New Roman" w:hAnsi="Times New Roman" w:cs="Times New Roman"/>
+          <w:lang w:val="ro-RO"/>
         </w:rPr>
         <w:t xml:space="preserve">{{ </w:t>
       </w:r>
-      <w:proofErr w:type="spellStart"/>
-      <w:r>
-        <w:rPr>
-          <w:b/>
-          <w:bCs/>
-        </w:rPr>
-        <w:t>numar</w:t>
-      </w:r>
-      <w:proofErr w:type="gramEnd"/>
-      <w:r>
-        <w:rPr>
-          <w:b/>
-          <w:bCs/>
-        </w:rPr>
-        <w:t>_</w:t>
-      </w:r>
-      <w:proofErr w:type="gramStart"/>
-      <w:r>
-        <w:rPr>
-          <w:b/>
-          <w:bCs/>
-        </w:rPr>
-        <w:t>dosar</w:t>
-      </w:r>
-      <w:proofErr w:type="spellEnd"/>
-      <w:r>
-        <w:rPr>
-          <w:b/>
-          <w:bCs/>
-        </w:rPr>
-        <w:t xml:space="preserve"> }</w:t>
-      </w:r>
-      <w:proofErr w:type="gramEnd"/>
-      <w:r>
-        <w:rPr>
-          <w:b/>
-          <w:bCs/>
-        </w:rPr>
-        <w:t>}</w:t>
-      </w:r>
-    </w:p>
-    <w:p>
-      <w:r>
-        <w:rPr>
-          <w:b/>
-          <w:bCs/>
-        </w:rPr>
-        <w:t>ORDONANȚĂ DE RENUNȚARE LA URMĂRIREA PENALĂ</w:t>
-      </w:r>
-      <w:r>
+      <w:r>
+        <w:rPr>
+          <w:rFonts w:ascii="Times New Roman" w:hAnsi="Times New Roman" w:cs="Times New Roman"/>
+          <w:lang w:val="ro-RO"/>
+        </w:rPr>
+        <w:t>data_incepere_up</w:t>
+      </w:r>
+      <w:r>
+        <w:rPr>
+          <w:rFonts w:ascii="Times New Roman" w:hAnsi="Times New Roman" w:cs="Times New Roman"/>
+          <w:lang w:val="ro-RO"/>
+        </w:rPr>
+        <w:t xml:space="preserve"> }} </w:t>
+      </w:r>
+      <w:r>
+        <w:rPr>
+          <w:rFonts w:ascii="Times New Roman" w:hAnsi="Times New Roman" w:cs="Times New Roman"/>
+          <w:lang w:val="ro-RO"/>
+        </w:rPr>
+        <w:t xml:space="preserve">s-a dispus începerea urmăririi penale pentru infracţiunea de </w:t>
+      </w:r>
+      <w:r>
+        <w:rPr>
+          <w:rFonts w:ascii="Times New Roman" w:hAnsi="Times New Roman" w:cs="Times New Roman"/>
+          <w:b/>
+          <w:bCs/>
+          <w:lang w:val="ro-RO"/>
+        </w:rPr>
+        <w:t>{{ incadrare_juridica }}</w:t>
+      </w:r>
+      <w:r>
+        <w:rPr>
+          <w:rFonts w:ascii="Times New Roman" w:hAnsi="Times New Roman" w:cs="Times New Roman"/>
+          <w:lang w:val="ro-RO"/>
+        </w:rPr>
+        <w:t xml:space="preserve">, prevăzută de </w:t>
+      </w:r>
+      <w:r>
+        <w:rPr>
+          <w:rFonts w:ascii="Times New Roman" w:hAnsi="Times New Roman" w:cs="Times New Roman"/>
+          <w:b/>
+          <w:bCs/>
+          <w:lang w:val="ro-RO"/>
+        </w:rPr>
+        <w:t>art.</w:t>
+      </w:r>
+      <w:r>
+        <w:rPr>
+          <w:rFonts w:ascii="Times New Roman" w:hAnsi="Times New Roman" w:cs="Times New Roman"/>
+          <w:lang w:val="ro-RO"/>
+        </w:rPr>
         <w:t xml:space="preserve"> </w:t>
       </w:r>
-      <w:proofErr w:type="gramStart"/>
-      <w:r>
-        <w:rPr>
-          <w:b/>
-          <w:bCs/>
-        </w:rPr>
-        <w:t xml:space="preserve">{{ </w:t>
-      </w:r>
-      <w:proofErr w:type="spellStart"/>
-      <w:r>
-        <w:rPr>
-          <w:b/>
-          <w:bCs/>
-        </w:rPr>
-        <w:t>data</w:t>
-      </w:r>
-      <w:proofErr w:type="gramEnd"/>
-      <w:r>
-        <w:rPr>
-          <w:b/>
-          <w:bCs/>
-        </w:rPr>
-        <w:t>_</w:t>
-      </w:r>
-      <w:proofErr w:type="gramStart"/>
-      <w:r>
-        <w:rPr>
-          <w:b/>
-          <w:bCs/>
-        </w:rPr>
-        <w:t>actului</w:t>
-      </w:r>
-      <w:proofErr w:type="spellEnd"/>
-      <w:r>
-        <w:rPr>
-          <w:b/>
-          <w:bCs/>
-        </w:rPr>
-        <w:t xml:space="preserve"> }</w:t>
-      </w:r>
-      <w:proofErr w:type="gramEnd"/>
-      <w:r>
-        <w:rPr>
-          <w:b/>
-          <w:bCs/>
-        </w:rPr>
-        <w:t>}</w:t>
-      </w:r>
-    </w:p>
-    <w:p>
-      <w:proofErr w:type="spellStart"/>
-      <w:r>
-        <w:t>Procuror</w:t>
-      </w:r>
-      <w:proofErr w:type="spellEnd"/>
-      <w:r>
+      <w:r>
+        <w:rPr>
+          <w:rFonts w:ascii="Times New Roman" w:hAnsi="Times New Roman" w:cs="Times New Roman"/>
+          <w:b/>
+          <w:bCs/>
+          <w:lang w:val="ro-RO"/>
+        </w:rPr>
+        <w:t>{{ articol }}</w:t>
+      </w:r>
+      <w:r>
+        <w:rPr>
+          <w:rFonts w:ascii="Times New Roman" w:hAnsi="Times New Roman" w:cs="Times New Roman"/>
+          <w:lang w:val="ro-RO"/>
+        </w:rPr>
+        <w:t xml:space="preserve"> din </w:t>
+      </w:r>
+      <w:r>
+        <w:rPr>
+          <w:rFonts w:ascii="Times New Roman" w:hAnsi="Times New Roman" w:cs="Times New Roman"/>
+          <w:b/>
+          <w:bCs/>
+          <w:lang w:val="ro-RO"/>
+        </w:rPr>
+        <w:t>{{ act_normativ }}</w:t>
+      </w:r>
+      <w:r>
+        <w:rPr>
+          <w:rFonts w:ascii="Times New Roman" w:hAnsi="Times New Roman" w:cs="Times New Roman"/>
+          <w:lang w:val="ro-RO"/>
+        </w:rPr>
+        <w:t xml:space="preserve">, constând în aceea că </w:t>
+      </w:r>
+      <w:r>
+        <w:rPr>
+          <w:rFonts w:ascii="Times New Roman" w:hAnsi="Times New Roman" w:cs="Times New Roman"/>
+          <w:b/>
+          <w:bCs/>
+          <w:lang w:val="ro-RO"/>
+        </w:rPr>
+        <w:t>{{ infractiune_cercetata }}</w:t>
+      </w:r>
+    </w:p>
+    <w:p>
+      <w:pPr>
+        <w:ind w:firstLine="720"/>
+        <w:jc w:val="both"/>
+        <w:rPr>
+          <w:rFonts w:ascii="Times New Roman" w:hAnsi="Times New Roman" w:cs="Times New Roman"/>
+          <w:lang w:val="ro-RO"/>
+        </w:rPr>
+      </w:pPr>
+      <w:r>
+        <w:rPr>
+          <w:rFonts w:ascii="Times New Roman" w:hAnsi="Times New Roman" w:cs="Times New Roman"/>
+          <w:lang w:val="ro-RO"/>
+        </w:rPr>
+        <w:t>Din actele de urmărire penală efectuate rezultă că în cauză, sunt aplicabile prevederile art. 318 alin. (1) din C. proc. pen., deoarece pentru infracţiunea săvârşită legea prevede pedeapsa amenzii sau pedeapsa închisorii de cel mult 7 ani şi</w:t>
+      </w:r>
+      <w:r>
+        <w:rPr>
+          <w:rFonts w:ascii="Times New Roman" w:hAnsi="Times New Roman" w:cs="Times New Roman"/>
+          <w:lang w:val="ro-RO"/>
+        </w:rPr>
+        <w:t xml:space="preserve"> în</w:t>
+      </w:r>
+      <w:r>
+        <w:rPr>
+          <w:rFonts w:ascii="Times New Roman" w:hAnsi="Times New Roman" w:cs="Times New Roman"/>
+          <w:lang w:val="ro-RO"/>
+        </w:rPr>
+        <w:t xml:space="preserve"> raport de cele menţionate se constată că nu există un interes public în urmărirea acesteia. Astfel</w:t>
+      </w:r>
+      <w:r>
+        <w:rPr>
+          <w:rFonts w:ascii="Times New Roman" w:hAnsi="Times New Roman" w:cs="Times New Roman"/>
+          <w:lang w:val="ro-RO"/>
+        </w:rPr>
+        <w:t xml:space="preserve">, din </w:t>
+      </w:r>
+      <w:r>
+        <w:rPr>
+          <w:rFonts w:ascii="Times New Roman" w:hAnsi="Times New Roman" w:cs="Times New Roman"/>
+          <w:lang w:val="ro-RO"/>
+        </w:rPr>
+        <w:t>conţinutul faptei, modul şi mijloacele de săvârşire, scopul urmărit şi împrejurările concrete de săvârşire, urmările produse sau care s-ar fi putut produce prin săvârşirea infracţiunii</w:t>
+      </w:r>
+      <w:r>
+        <w:rPr>
+          <w:rFonts w:ascii="Times New Roman" w:hAnsi="Times New Roman" w:cs="Times New Roman"/>
+          <w:lang w:val="ro-RO"/>
+        </w:rPr>
         <w:t xml:space="preserve">, </w:t>
       </w:r>
-      <w:proofErr w:type="gramStart"/>
-      <w:r>
-        <w:rPr>
-          <w:b/>
-          <w:bCs/>
-        </w:rPr>
-        <w:t xml:space="preserve">{{ </w:t>
-      </w:r>
-      <w:proofErr w:type="spellStart"/>
-      <w:r>
-        <w:rPr>
-          <w:b/>
-          <w:bCs/>
-        </w:rPr>
-        <w:t>nume</w:t>
-      </w:r>
-      <w:proofErr w:type="gramEnd"/>
-      <w:r>
-        <w:rPr>
-          <w:b/>
-          <w:bCs/>
-        </w:rPr>
-        <w:t>_</w:t>
-      </w:r>
-      <w:proofErr w:type="gramStart"/>
-      <w:r>
-        <w:rPr>
-          <w:b/>
-          <w:bCs/>
-        </w:rPr>
-        <w:t>semnatar</w:t>
-      </w:r>
-      <w:proofErr w:type="spellEnd"/>
-      <w:r>
-        <w:rPr>
-          <w:b/>
-          <w:bCs/>
-        </w:rPr>
-        <w:t xml:space="preserve"> }</w:t>
-      </w:r>
-      <w:proofErr w:type="gramEnd"/>
-      <w:r>
-        <w:rPr>
-          <w:b/>
-          <w:bCs/>
-        </w:rPr>
-        <w:t>}</w:t>
-      </w:r>
-      <w:r>
-        <w:t xml:space="preserve"> din </w:t>
-      </w:r>
-      <w:proofErr w:type="spellStart"/>
-      <w:r>
-        <w:t>cadrul</w:t>
-      </w:r>
-      <w:proofErr w:type="spellEnd"/>
-      <w:r>
+      <w:r>
+        <w:rPr>
+          <w:rFonts w:ascii="Times New Roman" w:hAnsi="Times New Roman" w:cs="Times New Roman"/>
+          <w:lang w:val="ro-RO"/>
+        </w:rPr>
+        <w:t>rezultă că nu există un interes public în urmărirea infracţiunii sesizate</w:t>
+      </w:r>
+      <w:r>
+        <w:rPr>
+          <w:rFonts w:ascii="Times New Roman" w:hAnsi="Times New Roman" w:cs="Times New Roman"/>
+          <w:lang w:val="ro-RO"/>
+        </w:rPr>
+        <w:t>.</w:t>
+      </w:r>
+    </w:p>
+    <w:p>
+      <w:pPr>
+        <w:ind w:firstLine="720"/>
+        <w:jc w:val="both"/>
+        <w:rPr>
+          <w:rFonts w:ascii="Times New Roman" w:hAnsi="Times New Roman" w:cs="Times New Roman"/>
+          <w:lang w:val="ro-RO"/>
+        </w:rPr>
+      </w:pPr>
+    </w:p>
+    <w:p>
+      <w:pPr>
+        <w:ind w:firstLine="720"/>
+        <w:jc w:val="both"/>
+        <w:rPr>
+          <w:rFonts w:ascii="Times New Roman" w:hAnsi="Times New Roman" w:cs="Times New Roman"/>
+          <w:lang w:val="ro-RO"/>
+        </w:rPr>
+      </w:pPr>
+      <w:r>
+        <w:rPr>
+          <w:rFonts w:ascii="Times New Roman" w:hAnsi="Times New Roman" w:cs="Times New Roman"/>
+          <w:lang w:val="ro-RO"/>
+        </w:rPr>
+        <w:t xml:space="preserve">Față de cele expuse, </w:t>
+      </w:r>
+    </w:p>
+    <w:p>
+      <w:pPr>
+        <w:ind w:firstLine="720"/>
+        <w:jc w:val="both"/>
+        <w:rPr>
+          <w:rFonts w:ascii="Times New Roman" w:hAnsi="Times New Roman" w:cs="Times New Roman"/>
+          <w:lang w:val="ro-RO"/>
+        </w:rPr>
+      </w:pPr>
+      <w:r>
+        <w:rPr>
+          <w:rFonts w:ascii="Times New Roman" w:hAnsi="Times New Roman" w:cs="Times New Roman"/>
+          <w:lang w:val="ro-RO"/>
+        </w:rPr>
+        <w:t>În temeiul art. 318 alin. 1 și 2 din C.</w:t>
+      </w:r>
+      <w:r>
+        <w:rPr>
+          <w:rFonts w:ascii="Times New Roman" w:hAnsi="Times New Roman" w:cs="Times New Roman"/>
+          <w:lang w:val="ro-RO"/>
+        </w:rPr>
         <w:t xml:space="preserve"> </w:t>
       </w:r>
-      <w:proofErr w:type="gramStart"/>
-      <w:r>
-        <w:rPr>
-          <w:b/>
-          <w:bCs/>
-        </w:rPr>
-        <w:t xml:space="preserve">{{ </w:t>
-      </w:r>
-      <w:proofErr w:type="spellStart"/>
-      <w:r>
-        <w:rPr>
-          <w:b/>
-          <w:bCs/>
-        </w:rPr>
-        <w:t>unitate</w:t>
-      </w:r>
-      <w:proofErr w:type="spellEnd"/>
-      <w:proofErr w:type="gramEnd"/>
-      <w:r>
-        <w:rPr>
-          <w:b/>
-          <w:bCs/>
-        </w:rPr>
-        <w:t xml:space="preserve"> }}</w:t>
-      </w:r>
-      <w:r>
-        <w:t>,</w:t>
-      </w:r>
-    </w:p>
-    <w:p>
-      <w:r>
-        <w:rPr>
-          <w:b/>
-          <w:bCs/>
-        </w:rPr>
-        <w:t>CONSTAT:</w:t>
-      </w:r>
-      <w:r>
-        <w:t xml:space="preserve"> La data de </w:t>
-      </w:r>
-      <w:proofErr w:type="gramStart"/>
-      <w:r>
-        <w:rPr>
-          <w:b/>
-          <w:bCs/>
-        </w:rPr>
-        <w:t xml:space="preserve">{{ </w:t>
-      </w:r>
-      <w:proofErr w:type="spellStart"/>
-      <w:r>
-        <w:rPr>
-          <w:b/>
-          <w:bCs/>
-        </w:rPr>
-        <w:t>data</w:t>
-      </w:r>
-      <w:proofErr w:type="gramEnd"/>
-      <w:r>
-        <w:rPr>
-          <w:b/>
-          <w:bCs/>
-        </w:rPr>
-        <w:t>_</w:t>
-      </w:r>
-      <w:proofErr w:type="gramStart"/>
-      <w:r>
-        <w:rPr>
-          <w:b/>
-          <w:bCs/>
-        </w:rPr>
-        <w:t>inregistrarii</w:t>
-      </w:r>
-      <w:proofErr w:type="spellEnd"/>
-      <w:r>
-        <w:rPr>
-          <w:b/>
-          <w:bCs/>
-        </w:rPr>
-        <w:t xml:space="preserve"> }</w:t>
-      </w:r>
-      <w:proofErr w:type="gramEnd"/>
-      <w:r>
-        <w:rPr>
-          <w:b/>
-          <w:bCs/>
-        </w:rPr>
-        <w:t>}</w:t>
-      </w:r>
-      <w:r>
-        <w:t xml:space="preserve"> a </w:t>
-      </w:r>
-      <w:proofErr w:type="spellStart"/>
-      <w:r>
-        <w:t>fost</w:t>
-      </w:r>
-      <w:proofErr w:type="spellEnd"/>
-      <w:r>
+      <w:r>
+        <w:rPr>
+          <w:rFonts w:ascii="Times New Roman" w:hAnsi="Times New Roman" w:cs="Times New Roman"/>
+          <w:lang w:val="ro-RO"/>
+        </w:rPr>
+        <w:t>proc.</w:t>
+      </w:r>
+      <w:r>
+        <w:rPr>
+          <w:rFonts w:ascii="Times New Roman" w:hAnsi="Times New Roman" w:cs="Times New Roman"/>
+          <w:lang w:val="ro-RO"/>
+        </w:rPr>
         <w:t xml:space="preserve"> </w:t>
       </w:r>
-      <w:proofErr w:type="spellStart"/>
-      <w:r>
-        <w:t>înregistrat</w:t>
-      </w:r>
-      <w:proofErr w:type="spellEnd"/>
-      <w:r>
-        <w:t xml:space="preserve"> </w:t>
-      </w:r>
-      <w:proofErr w:type="spellStart"/>
-      <w:r>
-        <w:t>dosarul</w:t>
-      </w:r>
-      <w:proofErr w:type="spellEnd"/>
-      <w:r>
-        <w:t xml:space="preserve"> penal cu </w:t>
-      </w:r>
-      <w:proofErr w:type="spellStart"/>
-      <w:r>
-        <w:t>numărul</w:t>
-      </w:r>
-      <w:proofErr w:type="spellEnd"/>
-      <w:r>
-        <w:t xml:space="preserve"> de </w:t>
-      </w:r>
-      <w:proofErr w:type="spellStart"/>
-      <w:r>
-        <w:t>mai</w:t>
-      </w:r>
-      <w:proofErr w:type="spellEnd"/>
-      <w:r>
-        <w:t xml:space="preserve"> sus. Din </w:t>
-      </w:r>
-      <w:proofErr w:type="spellStart"/>
-      <w:r>
-        <w:t>cuprinsul</w:t>
-      </w:r>
-      <w:proofErr w:type="spellEnd"/>
-      <w:r>
-        <w:t xml:space="preserve"> </w:t>
-      </w:r>
-      <w:proofErr w:type="spellStart"/>
-      <w:r>
-        <w:t>actului</w:t>
-      </w:r>
-      <w:proofErr w:type="spellEnd"/>
-      <w:r>
-        <w:t xml:space="preserve"> de </w:t>
-      </w:r>
-      <w:proofErr w:type="spellStart"/>
-      <w:r>
-        <w:t>sesizare</w:t>
-      </w:r>
-      <w:proofErr w:type="spellEnd"/>
-      <w:r>
-        <w:t xml:space="preserve"> </w:t>
-      </w:r>
-      <w:proofErr w:type="spellStart"/>
-      <w:r>
-        <w:t>rezultă</w:t>
-      </w:r>
-      <w:proofErr w:type="spellEnd"/>
-      <w:r>
-        <w:t xml:space="preserve"> </w:t>
-      </w:r>
-      <w:proofErr w:type="spellStart"/>
-      <w:r>
-        <w:t>că</w:t>
-      </w:r>
-      <w:proofErr w:type="spellEnd"/>
-      <w:r>
-        <w:t xml:space="preserve"> </w:t>
-      </w:r>
-      <w:proofErr w:type="gramStart"/>
-      <w:r>
-        <w:rPr>
-          <w:b/>
-          <w:bCs/>
-        </w:rPr>
-        <w:t xml:space="preserve">{{ </w:t>
-      </w:r>
-      <w:proofErr w:type="spellStart"/>
-      <w:r>
-        <w:rPr>
-          <w:b/>
-          <w:bCs/>
-        </w:rPr>
-        <w:t>infractiune</w:t>
-      </w:r>
-      <w:proofErr w:type="gramEnd"/>
-      <w:r>
-        <w:rPr>
-          <w:b/>
-          <w:bCs/>
-        </w:rPr>
-        <w:t>_</w:t>
-      </w:r>
-      <w:proofErr w:type="gramStart"/>
-      <w:r>
-        <w:rPr>
-          <w:b/>
-          <w:bCs/>
-        </w:rPr>
-        <w:t>cercetata</w:t>
-      </w:r>
-      <w:proofErr w:type="spellEnd"/>
-      <w:r>
-        <w:rPr>
-          <w:b/>
-          <w:bCs/>
-        </w:rPr>
-        <w:t xml:space="preserve"> }</w:t>
-      </w:r>
-      <w:proofErr w:type="gramEnd"/>
-      <w:r>
-        <w:rPr>
-          <w:b/>
-          <w:bCs/>
-        </w:rPr>
-        <w:t>}</w:t>
-      </w:r>
-      <w:r>
-        <w:t xml:space="preserve">. </w:t>
-      </w:r>
-      <w:proofErr w:type="spellStart"/>
-      <w:r>
-        <w:t>Analizând</w:t>
-      </w:r>
-      <w:proofErr w:type="spellEnd"/>
-      <w:r>
-        <w:t xml:space="preserve"> </w:t>
-      </w:r>
-      <w:proofErr w:type="spellStart"/>
-      <w:r>
-        <w:t>materialul</w:t>
-      </w:r>
-      <w:proofErr w:type="spellEnd"/>
-      <w:r>
-        <w:t xml:space="preserve"> </w:t>
-      </w:r>
-      <w:proofErr w:type="spellStart"/>
-      <w:r>
-        <w:t>probator</w:t>
-      </w:r>
-      <w:proofErr w:type="spellEnd"/>
-      <w:r>
-        <w:t xml:space="preserve"> </w:t>
-      </w:r>
-      <w:proofErr w:type="spellStart"/>
-      <w:r>
-        <w:t>administrat</w:t>
-      </w:r>
-      <w:proofErr w:type="spellEnd"/>
-      <w:r>
-        <w:t xml:space="preserve"> </w:t>
-      </w:r>
-      <w:proofErr w:type="spellStart"/>
-      <w:r>
-        <w:t>în</w:t>
-      </w:r>
-      <w:proofErr w:type="spellEnd"/>
-      <w:r>
-        <w:t xml:space="preserve"> </w:t>
-      </w:r>
-      <w:proofErr w:type="spellStart"/>
-      <w:r>
-        <w:t>cauză</w:t>
-      </w:r>
-      <w:proofErr w:type="spellEnd"/>
-      <w:r>
-        <w:t xml:space="preserve">, constat </w:t>
-      </w:r>
-      <w:proofErr w:type="spellStart"/>
-      <w:r>
-        <w:t>că</w:t>
-      </w:r>
-      <w:proofErr w:type="spellEnd"/>
-      <w:r>
-        <w:t xml:space="preserve"> </w:t>
-      </w:r>
-      <w:proofErr w:type="spellStart"/>
-      <w:r>
-        <w:t>pentru</w:t>
-      </w:r>
-      <w:proofErr w:type="spellEnd"/>
-      <w:r>
-        <w:t xml:space="preserve"> </w:t>
-      </w:r>
-      <w:proofErr w:type="spellStart"/>
-      <w:r>
-        <w:t>infracțiunea</w:t>
-      </w:r>
-      <w:proofErr w:type="spellEnd"/>
-      <w:r>
-        <w:t xml:space="preserve"> </w:t>
-      </w:r>
-      <w:proofErr w:type="spellStart"/>
-      <w:r>
-        <w:t>cercetată</w:t>
-      </w:r>
-      <w:proofErr w:type="spellEnd"/>
-      <w:r>
-        <w:t xml:space="preserve"> </w:t>
-      </w:r>
-      <w:proofErr w:type="spellStart"/>
-      <w:r>
-        <w:t>legea</w:t>
-      </w:r>
-      <w:proofErr w:type="spellEnd"/>
-      <w:r>
-        <w:t xml:space="preserve"> </w:t>
-      </w:r>
-      <w:proofErr w:type="spellStart"/>
-      <w:r>
-        <w:t>prevede</w:t>
-      </w:r>
-      <w:proofErr w:type="spellEnd"/>
-      <w:r>
-        <w:t xml:space="preserve"> o </w:t>
-      </w:r>
-      <w:proofErr w:type="spellStart"/>
-      <w:r>
-        <w:t>pedeapsă</w:t>
-      </w:r>
-      <w:proofErr w:type="spellEnd"/>
-      <w:r>
-        <w:t xml:space="preserve"> cu </w:t>
-      </w:r>
-      <w:proofErr w:type="spellStart"/>
-      <w:r>
-        <w:t>amendă</w:t>
-      </w:r>
-      <w:proofErr w:type="spellEnd"/>
-      <w:r>
-        <w:t xml:space="preserve"> </w:t>
-      </w:r>
-      <w:proofErr w:type="spellStart"/>
-      <w:r>
-        <w:t>sau</w:t>
-      </w:r>
-      <w:proofErr w:type="spellEnd"/>
-      <w:r>
-        <w:t xml:space="preserve"> </w:t>
-      </w:r>
-      <w:proofErr w:type="spellStart"/>
-      <w:r>
-        <w:t>închisoare</w:t>
-      </w:r>
-      <w:proofErr w:type="spellEnd"/>
-      <w:r>
-        <w:t xml:space="preserve"> de cel </w:t>
-      </w:r>
-      <w:proofErr w:type="spellStart"/>
-      <w:r>
-        <w:t>mult</w:t>
-      </w:r>
-      <w:proofErr w:type="spellEnd"/>
-      <w:r>
-        <w:t xml:space="preserve"> 7 ani, </w:t>
-      </w:r>
-      <w:proofErr w:type="spellStart"/>
-      <w:r>
-        <w:t>iar</w:t>
-      </w:r>
-      <w:proofErr w:type="spellEnd"/>
-      <w:r>
-        <w:t xml:space="preserve"> </w:t>
-      </w:r>
-      <w:proofErr w:type="spellStart"/>
-      <w:r>
-        <w:t>în</w:t>
-      </w:r>
-      <w:proofErr w:type="spellEnd"/>
-      <w:r>
-        <w:t xml:space="preserve"> </w:t>
-      </w:r>
-      <w:proofErr w:type="spellStart"/>
-      <w:r>
-        <w:t>raport</w:t>
-      </w:r>
-      <w:proofErr w:type="spellEnd"/>
-      <w:r>
-        <w:t xml:space="preserve"> cu </w:t>
-      </w:r>
-      <w:proofErr w:type="spellStart"/>
-      <w:r>
-        <w:t>conținutul</w:t>
-      </w:r>
-      <w:proofErr w:type="spellEnd"/>
-      <w:r>
-        <w:t xml:space="preserve"> </w:t>
-      </w:r>
-      <w:proofErr w:type="spellStart"/>
-      <w:r>
-        <w:t>faptei</w:t>
-      </w:r>
-      <w:proofErr w:type="spellEnd"/>
-      <w:r>
-        <w:t xml:space="preserve">, </w:t>
-      </w:r>
-      <w:proofErr w:type="spellStart"/>
-      <w:r>
-        <w:t>modul</w:t>
-      </w:r>
-      <w:proofErr w:type="spellEnd"/>
-      <w:r>
-        <w:t xml:space="preserve"> </w:t>
-      </w:r>
-      <w:proofErr w:type="spellStart"/>
-      <w:r>
-        <w:t>și</w:t>
-      </w:r>
-      <w:proofErr w:type="spellEnd"/>
-      <w:r>
-        <w:t xml:space="preserve"> </w:t>
-      </w:r>
-      <w:proofErr w:type="spellStart"/>
-      <w:r>
-        <w:t>mijloacele</w:t>
-      </w:r>
-      <w:proofErr w:type="spellEnd"/>
-      <w:r>
-        <w:t xml:space="preserve"> de </w:t>
-      </w:r>
-      <w:proofErr w:type="spellStart"/>
-      <w:r>
-        <w:t>săvârșire</w:t>
-      </w:r>
-      <w:proofErr w:type="spellEnd"/>
-      <w:r>
-        <w:t xml:space="preserve">, precum </w:t>
-      </w:r>
-      <w:proofErr w:type="spellStart"/>
-      <w:r>
-        <w:t>și</w:t>
-      </w:r>
-      <w:proofErr w:type="spellEnd"/>
-      <w:r>
-        <w:t xml:space="preserve"> cu </w:t>
-      </w:r>
-      <w:proofErr w:type="spellStart"/>
-      <w:r>
-        <w:t>urmările</w:t>
-      </w:r>
-      <w:proofErr w:type="spellEnd"/>
-      <w:r>
-        <w:t xml:space="preserve"> </w:t>
-      </w:r>
-      <w:proofErr w:type="spellStart"/>
-      <w:r>
-        <w:t>produse</w:t>
-      </w:r>
-      <w:proofErr w:type="spellEnd"/>
-      <w:r>
-        <w:t xml:space="preserve">, nu </w:t>
-      </w:r>
-      <w:proofErr w:type="spellStart"/>
-      <w:r>
-        <w:t>există</w:t>
-      </w:r>
-      <w:proofErr w:type="spellEnd"/>
-      <w:r>
-        <w:t xml:space="preserve"> un </w:t>
-      </w:r>
-      <w:proofErr w:type="spellStart"/>
-      <w:r>
-        <w:t>interes</w:t>
-      </w:r>
-      <w:proofErr w:type="spellEnd"/>
-      <w:r>
-        <w:t xml:space="preserve"> public </w:t>
-      </w:r>
-      <w:proofErr w:type="spellStart"/>
-      <w:r>
-        <w:t>în</w:t>
-      </w:r>
-      <w:proofErr w:type="spellEnd"/>
-      <w:r>
-        <w:t xml:space="preserve"> </w:t>
-      </w:r>
-      <w:proofErr w:type="spellStart"/>
-      <w:r>
-        <w:t>urmărirea</w:t>
-      </w:r>
-      <w:proofErr w:type="spellEnd"/>
-      <w:r>
-        <w:t xml:space="preserve"> </w:t>
-      </w:r>
-      <w:proofErr w:type="spellStart"/>
-      <w:r>
-        <w:t>acesteia</w:t>
-      </w:r>
-      <w:proofErr w:type="spellEnd"/>
-      <w:r>
-        <w:t>.</w:t>
-      </w:r>
-    </w:p>
-    <w:p>
-      <w:proofErr w:type="spellStart"/>
-      <w:r>
-        <w:t>Față</w:t>
-      </w:r>
-      <w:proofErr w:type="spellEnd"/>
-      <w:r>
-        <w:t xml:space="preserve"> de </w:t>
-      </w:r>
-      <w:proofErr w:type="spellStart"/>
-      <w:r>
-        <w:t>cele</w:t>
-      </w:r>
-      <w:proofErr w:type="spellEnd"/>
-      <w:r>
-        <w:t xml:space="preserve"> </w:t>
-      </w:r>
-      <w:proofErr w:type="spellStart"/>
-      <w:r>
-        <w:t>expuse</w:t>
-      </w:r>
-      <w:proofErr w:type="spellEnd"/>
-      <w:r>
-        <w:t xml:space="preserve">, </w:t>
-      </w:r>
-      <w:proofErr w:type="spellStart"/>
-      <w:r>
-        <w:t>În</w:t>
-      </w:r>
-      <w:proofErr w:type="spellEnd"/>
-      <w:r>
-        <w:t xml:space="preserve"> </w:t>
-      </w:r>
-      <w:proofErr w:type="spellStart"/>
-      <w:r>
-        <w:t>temeiul</w:t>
-      </w:r>
-      <w:proofErr w:type="spellEnd"/>
-      <w:r>
-        <w:t xml:space="preserve"> art. 318 </w:t>
-      </w:r>
-      <w:proofErr w:type="spellStart"/>
-      <w:r>
-        <w:t>alin</w:t>
-      </w:r>
-      <w:proofErr w:type="spellEnd"/>
-      <w:r>
-        <w:t xml:space="preserve">. 1 </w:t>
-      </w:r>
-      <w:proofErr w:type="spellStart"/>
-      <w:r>
-        <w:t>și</w:t>
-      </w:r>
-      <w:proofErr w:type="spellEnd"/>
-      <w:r>
-        <w:t xml:space="preserve"> 2 din </w:t>
-      </w:r>
-      <w:proofErr w:type="spellStart"/>
-      <w:r>
-        <w:t>C.proc.pen</w:t>
-      </w:r>
-      <w:proofErr w:type="spellEnd"/>
-      <w:r>
-        <w:t>.,</w:t>
-      </w:r>
-    </w:p>
-    <w:p>
-      <w:r>
-        <w:rPr>
-          <w:b/>
-          <w:bCs/>
+      <w:r>
+        <w:rPr>
+          <w:rFonts w:ascii="Times New Roman" w:hAnsi="Times New Roman" w:cs="Times New Roman"/>
+          <w:lang w:val="ro-RO"/>
+        </w:rPr>
+        <w:t>pen.,</w:t>
+      </w:r>
+    </w:p>
+    <w:p>
+      <w:pPr>
+        <w:rPr>
+          <w:rFonts w:ascii="Times New Roman" w:hAnsi="Times New Roman" w:cs="Times New Roman"/>
+          <w:lang w:val="ro-RO"/>
+        </w:rPr>
+      </w:pPr>
+    </w:p>
+    <w:p>
+      <w:pPr>
+        <w:jc w:val="center"/>
+        <w:rPr>
+          <w:rFonts w:ascii="Times New Roman" w:hAnsi="Times New Roman" w:cs="Times New Roman"/>
+          <w:b/>
+          <w:bCs/>
+          <w:lang w:val="ro-RO"/>
+        </w:rPr>
+      </w:pPr>
+      <w:r>
+        <w:rPr>
+          <w:rFonts w:ascii="Times New Roman" w:hAnsi="Times New Roman" w:cs="Times New Roman"/>
+          <w:b/>
+          <w:bCs/>
+          <w:lang w:val="ro-RO"/>
         </w:rPr>
         <w:t>DISPUN:</w:t>
       </w:r>
+    </w:p>
+    <w:p>
+      <w:pPr>
+        <w:jc w:val="center"/>
+        <w:rPr>
+          <w:rFonts w:ascii="Times New Roman" w:hAnsi="Times New Roman" w:cs="Times New Roman"/>
+          <w:lang w:val="ro-RO"/>
+        </w:rPr>
+      </w:pPr>
     </w:p>
     <w:p>
       <w:pPr>
@@ -773,215 +742,81 @@
           <w:ilvl w:val="0"/>
           <w:numId w:val="2"/>
         </w:numPr>
-      </w:pPr>
-      <w:proofErr w:type="spellStart"/>
-      <w:r>
-        <w:t>Renunțarea</w:t>
-      </w:r>
-      <w:proofErr w:type="spellEnd"/>
-      <w:r>
-        <w:t xml:space="preserve"> la </w:t>
-      </w:r>
-      <w:proofErr w:type="spellStart"/>
-      <w:r>
-        <w:t>urmărirea</w:t>
-      </w:r>
-      <w:proofErr w:type="spellEnd"/>
-      <w:r>
+        <w:jc w:val="both"/>
+        <w:rPr>
+          <w:rFonts w:ascii="Times New Roman" w:hAnsi="Times New Roman" w:cs="Times New Roman"/>
+          <w:lang w:val="ro-RO"/>
+        </w:rPr>
+      </w:pPr>
+      <w:r>
+        <w:rPr>
+          <w:rFonts w:ascii="Times New Roman" w:hAnsi="Times New Roman" w:cs="Times New Roman"/>
+          <w:lang w:val="ro-RO"/>
+        </w:rPr>
+        <w:t xml:space="preserve">Renunțarea la urmărirea penală în cauza având ca obiect săvârșirea infracțiunii de </w:t>
+      </w:r>
+      <w:r>
+        <w:rPr>
+          <w:rFonts w:ascii="Times New Roman" w:hAnsi="Times New Roman" w:cs="Times New Roman"/>
+          <w:b/>
+          <w:bCs/>
+          <w:lang w:val="ro-RO"/>
+        </w:rPr>
+        <w:t>{{ incadrare_juridica }}</w:t>
+      </w:r>
+      <w:r>
+        <w:rPr>
+          <w:rFonts w:ascii="Times New Roman" w:hAnsi="Times New Roman" w:cs="Times New Roman"/>
+          <w:lang w:val="ro-RO"/>
+        </w:rPr>
+        <w:t xml:space="preserve">, prevăzută de </w:t>
+      </w:r>
+      <w:r>
+        <w:rPr>
+          <w:rFonts w:ascii="Times New Roman" w:hAnsi="Times New Roman" w:cs="Times New Roman"/>
+          <w:b/>
+          <w:bCs/>
+          <w:lang w:val="ro-RO"/>
+        </w:rPr>
+        <w:t>art.</w:t>
+      </w:r>
+      <w:r>
+        <w:rPr>
+          <w:rFonts w:ascii="Times New Roman" w:hAnsi="Times New Roman" w:cs="Times New Roman"/>
+          <w:lang w:val="ro-RO"/>
+        </w:rPr>
         <w:t xml:space="preserve"> </w:t>
       </w:r>
-      <w:proofErr w:type="spellStart"/>
-      <w:r>
-        <w:t>penală</w:t>
-      </w:r>
-      <w:proofErr w:type="spellEnd"/>
-      <w:r>
-        <w:t xml:space="preserve"> </w:t>
-      </w:r>
-      <w:proofErr w:type="spellStart"/>
-      <w:r>
-        <w:t>în</w:t>
-      </w:r>
-      <w:proofErr w:type="spellEnd"/>
-      <w:r>
-        <w:t xml:space="preserve"> </w:t>
-      </w:r>
-      <w:proofErr w:type="spellStart"/>
-      <w:r>
-        <w:t>cauza</w:t>
-      </w:r>
-      <w:proofErr w:type="spellEnd"/>
-      <w:r>
-        <w:t xml:space="preserve"> </w:t>
-      </w:r>
-      <w:proofErr w:type="spellStart"/>
-      <w:r>
-        <w:t>având</w:t>
-      </w:r>
-      <w:proofErr w:type="spellEnd"/>
-      <w:r>
-        <w:t xml:space="preserve"> ca </w:t>
-      </w:r>
-      <w:proofErr w:type="spellStart"/>
-      <w:r>
-        <w:t>obiect</w:t>
-      </w:r>
-      <w:proofErr w:type="spellEnd"/>
-      <w:r>
-        <w:t xml:space="preserve"> </w:t>
-      </w:r>
-      <w:proofErr w:type="spellStart"/>
-      <w:r>
-        <w:t>săvârșirea</w:t>
-      </w:r>
-      <w:proofErr w:type="spellEnd"/>
-      <w:r>
-        <w:t xml:space="preserve"> </w:t>
-      </w:r>
-      <w:proofErr w:type="spellStart"/>
-      <w:r>
-        <w:t>infracțiunii</w:t>
-      </w:r>
-      <w:proofErr w:type="spellEnd"/>
-      <w:r>
-        <w:t xml:space="preserve"> de </w:t>
-      </w:r>
-      <w:proofErr w:type="gramStart"/>
-      <w:r>
-        <w:rPr>
-          <w:b/>
-          <w:bCs/>
-        </w:rPr>
-        <w:t xml:space="preserve">{{ </w:t>
-      </w:r>
-      <w:proofErr w:type="spellStart"/>
-      <w:r>
-        <w:rPr>
-          <w:b/>
-          <w:bCs/>
-        </w:rPr>
-        <w:t>incadrare</w:t>
-      </w:r>
-      <w:proofErr w:type="gramEnd"/>
-      <w:r>
-        <w:rPr>
-          <w:b/>
-          <w:bCs/>
-        </w:rPr>
-        <w:t>_</w:t>
-      </w:r>
-      <w:proofErr w:type="gramStart"/>
-      <w:r>
-        <w:rPr>
-          <w:b/>
-          <w:bCs/>
-        </w:rPr>
-        <w:t>juridica</w:t>
-      </w:r>
-      <w:proofErr w:type="spellEnd"/>
-      <w:r>
-        <w:rPr>
-          <w:b/>
-          <w:bCs/>
-        </w:rPr>
-        <w:t xml:space="preserve"> }</w:t>
-      </w:r>
-      <w:proofErr w:type="gramEnd"/>
-      <w:r>
-        <w:rPr>
-          <w:b/>
-          <w:bCs/>
-        </w:rPr>
-        <w:t>}</w:t>
-      </w:r>
-      <w:r>
-        <w:t xml:space="preserve">, </w:t>
-      </w:r>
-      <w:proofErr w:type="spellStart"/>
-      <w:r>
-        <w:t>prevăzută</w:t>
-      </w:r>
-      <w:proofErr w:type="spellEnd"/>
-      <w:r>
-        <w:t xml:space="preserve"> de art. </w:t>
-      </w:r>
-      <w:proofErr w:type="gramStart"/>
-      <w:r>
-        <w:rPr>
-          <w:b/>
-          <w:bCs/>
-        </w:rPr>
-        <w:t xml:space="preserve">{{ </w:t>
-      </w:r>
-      <w:proofErr w:type="spellStart"/>
-      <w:r>
-        <w:rPr>
-          <w:b/>
-          <w:bCs/>
-        </w:rPr>
-        <w:t>articol</w:t>
-      </w:r>
-      <w:proofErr w:type="spellEnd"/>
-      <w:proofErr w:type="gramEnd"/>
-      <w:r>
-        <w:rPr>
-          <w:b/>
-          <w:bCs/>
-        </w:rPr>
-        <w:t xml:space="preserve"> }}</w:t>
-      </w:r>
-      <w:r>
+      <w:r>
+        <w:rPr>
+          <w:rFonts w:ascii="Times New Roman" w:hAnsi="Times New Roman" w:cs="Times New Roman"/>
+          <w:b/>
+          <w:bCs/>
+          <w:lang w:val="ro-RO"/>
+        </w:rPr>
+        <w:t>{{ articol }}</w:t>
+      </w:r>
+      <w:r>
+        <w:rPr>
+          <w:rFonts w:ascii="Times New Roman" w:hAnsi="Times New Roman" w:cs="Times New Roman"/>
+          <w:lang w:val="ro-RO"/>
+        </w:rPr>
         <w:t xml:space="preserve"> din </w:t>
       </w:r>
-      <w:proofErr w:type="gramStart"/>
-      <w:r>
-        <w:rPr>
-          <w:b/>
-          <w:bCs/>
-        </w:rPr>
-        <w:t xml:space="preserve">{{ </w:t>
-      </w:r>
-      <w:proofErr w:type="spellStart"/>
-      <w:r>
-        <w:rPr>
-          <w:b/>
-          <w:bCs/>
-        </w:rPr>
-        <w:t>act</w:t>
-      </w:r>
-      <w:proofErr w:type="gramEnd"/>
-      <w:r>
-        <w:rPr>
-          <w:b/>
-          <w:bCs/>
-        </w:rPr>
-        <w:t>_</w:t>
-      </w:r>
-      <w:proofErr w:type="gramStart"/>
-      <w:r>
-        <w:rPr>
-          <w:b/>
-          <w:bCs/>
-        </w:rPr>
-        <w:t>normativ</w:t>
-      </w:r>
-      <w:proofErr w:type="spellEnd"/>
-      <w:r>
-        <w:rPr>
-          <w:b/>
-          <w:bCs/>
-        </w:rPr>
-        <w:t xml:space="preserve"> }</w:t>
-      </w:r>
-      <w:proofErr w:type="gramEnd"/>
-      <w:r>
-        <w:rPr>
-          <w:b/>
-          <w:bCs/>
-        </w:rPr>
-        <w:t>}</w:t>
-      </w:r>
-      <w:r>
+      <w:r>
+        <w:rPr>
+          <w:rFonts w:ascii="Times New Roman" w:hAnsi="Times New Roman" w:cs="Times New Roman"/>
+          <w:b/>
+          <w:bCs/>
+          <w:lang w:val="ro-RO"/>
+        </w:rPr>
+        <w:t>{{ act_normativ }}</w:t>
+      </w:r>
+      <w:r>
+        <w:rPr>
+          <w:rFonts w:ascii="Times New Roman" w:hAnsi="Times New Roman" w:cs="Times New Roman"/>
+          <w:lang w:val="ro-RO"/>
+        </w:rPr>
         <w:t>.</w:t>
       </w:r>
     </w:p>
@@ -991,46 +826,18 @@
           <w:ilvl w:val="0"/>
           <w:numId w:val="2"/>
         </w:numPr>
-      </w:pPr>
-      <w:proofErr w:type="spellStart"/>
-      <w:r>
-        <w:t>Cheltuielile</w:t>
-      </w:r>
-      <w:proofErr w:type="spellEnd"/>
-      <w:r>
-        <w:t xml:space="preserve"> </w:t>
-      </w:r>
-      <w:proofErr w:type="spellStart"/>
-      <w:r>
-        <w:t>judiciare</w:t>
-      </w:r>
-      <w:proofErr w:type="spellEnd"/>
-      <w:r>
-        <w:t xml:space="preserve"> </w:t>
-      </w:r>
-      <w:proofErr w:type="spellStart"/>
-      <w:r>
-        <w:t>rămân</w:t>
-      </w:r>
-      <w:proofErr w:type="spellEnd"/>
-      <w:r>
-        <w:t xml:space="preserve"> </w:t>
-      </w:r>
-      <w:proofErr w:type="spellStart"/>
-      <w:r>
-        <w:t>în</w:t>
-      </w:r>
-      <w:proofErr w:type="spellEnd"/>
-      <w:r>
-        <w:t xml:space="preserve"> sarcina </w:t>
-      </w:r>
-      <w:proofErr w:type="spellStart"/>
-      <w:r>
-        <w:t>statului</w:t>
-      </w:r>
-      <w:proofErr w:type="spellEnd"/>
-      <w:r>
-        <w:t>.</w:t>
+        <w:jc w:val="both"/>
+        <w:rPr>
+          <w:rFonts w:ascii="Times New Roman" w:hAnsi="Times New Roman" w:cs="Times New Roman"/>
+          <w:lang w:val="ro-RO"/>
+        </w:rPr>
+      </w:pPr>
+      <w:r>
+        <w:rPr>
+          <w:rFonts w:ascii="Times New Roman" w:hAnsi="Times New Roman" w:cs="Times New Roman"/>
+          <w:lang w:val="ro-RO"/>
+        </w:rPr>
+        <w:t>Cheltuielile judiciare rămân în sarcina statului.</w:t>
       </w:r>
     </w:p>
     <w:p>
@@ -1039,46 +846,18 @@
           <w:ilvl w:val="0"/>
           <w:numId w:val="2"/>
         </w:numPr>
-      </w:pPr>
-      <w:proofErr w:type="spellStart"/>
-      <w:r>
-        <w:t>Ordonanța</w:t>
-      </w:r>
-      <w:proofErr w:type="spellEnd"/>
-      <w:r>
-        <w:t xml:space="preserve"> se </w:t>
-      </w:r>
-      <w:proofErr w:type="spellStart"/>
-      <w:r>
-        <w:t>comunică</w:t>
-      </w:r>
-      <w:proofErr w:type="spellEnd"/>
-      <w:r>
-        <w:t xml:space="preserve"> </w:t>
-      </w:r>
-      <w:proofErr w:type="spellStart"/>
-      <w:r>
-        <w:t>către</w:t>
-      </w:r>
-      <w:proofErr w:type="spellEnd"/>
-      <w:r>
-        <w:t xml:space="preserve">: {% for </w:t>
-      </w:r>
-      <w:proofErr w:type="spellStart"/>
-      <w:r>
-        <w:t>persoana</w:t>
-      </w:r>
-      <w:proofErr w:type="spellEnd"/>
-      <w:r>
-        <w:t xml:space="preserve"> in </w:t>
-      </w:r>
-      <w:proofErr w:type="spellStart"/>
-      <w:r>
-        <w:t>lista_comunicare</w:t>
-      </w:r>
-      <w:proofErr w:type="spellEnd"/>
-      <w:r>
-        <w:t xml:space="preserve"> %}</w:t>
+        <w:jc w:val="both"/>
+        <w:rPr>
+          <w:rFonts w:ascii="Times New Roman" w:hAnsi="Times New Roman" w:cs="Times New Roman"/>
+          <w:lang w:val="ro-RO"/>
+        </w:rPr>
+      </w:pPr>
+      <w:r>
+        <w:rPr>
+          <w:rFonts w:ascii="Times New Roman" w:hAnsi="Times New Roman" w:cs="Times New Roman"/>
+          <w:lang w:val="ro-RO"/>
+        </w:rPr>
+        <w:t>Ordonanța se comunică către: {% for persoana in lista_comunicare %}</w:t>
       </w:r>
     </w:p>
     <w:p>
@@ -1087,127 +866,103 @@
           <w:ilvl w:val="0"/>
           <w:numId w:val="3"/>
         </w:numPr>
-      </w:pPr>
-      <w:proofErr w:type="gramStart"/>
-      <w:r>
-        <w:rPr>
-          <w:b/>
-          <w:bCs/>
-        </w:rPr>
-        <w:t xml:space="preserve">{{ </w:t>
-      </w:r>
-      <w:proofErr w:type="spellStart"/>
-      <w:r>
-        <w:rPr>
-          <w:b/>
-          <w:bCs/>
-        </w:rPr>
-        <w:t>persoana</w:t>
-      </w:r>
-      <w:proofErr w:type="gramEnd"/>
-      <w:r>
-        <w:rPr>
-          <w:b/>
-          <w:bCs/>
-        </w:rPr>
-        <w:t>.nume_</w:t>
-      </w:r>
-      <w:proofErr w:type="gramStart"/>
-      <w:r>
-        <w:rPr>
-          <w:b/>
-          <w:bCs/>
-        </w:rPr>
-        <w:t>complet</w:t>
-      </w:r>
-      <w:proofErr w:type="spellEnd"/>
-      <w:r>
-        <w:rPr>
-          <w:b/>
-          <w:bCs/>
-        </w:rPr>
-        <w:t xml:space="preserve"> }</w:t>
-      </w:r>
-      <w:proofErr w:type="gramEnd"/>
-      <w:r>
-        <w:rPr>
-          <w:b/>
-          <w:bCs/>
-        </w:rPr>
-        <w:t>}</w:t>
-      </w:r>
-      <w:r>
-        <w:t xml:space="preserve"> {% </w:t>
-      </w:r>
-      <w:proofErr w:type="spellStart"/>
-      <w:r>
-        <w:t>endfor</w:t>
-      </w:r>
-      <w:proofErr w:type="spellEnd"/>
-      <w:r>
-        <w:t xml:space="preserve"> %}</w:t>
-      </w:r>
-    </w:p>
-    <w:p>
-      <w:r>
-        <w:rPr>
-          <w:b/>
-          <w:bCs/>
-        </w:rPr>
-        <w:t>PROCUROR,</w:t>
-      </w:r>
-    </w:p>
-    <w:p>
-      <w:proofErr w:type="gramStart"/>
-      <w:r>
-        <w:rPr>
-          <w:b/>
-          <w:bCs/>
-        </w:rPr>
-        <w:t xml:space="preserve">{{ </w:t>
-      </w:r>
-      <w:proofErr w:type="spellStart"/>
-      <w:r>
-        <w:rPr>
-          <w:b/>
-          <w:bCs/>
-        </w:rPr>
-        <w:t>nume</w:t>
-      </w:r>
-      <w:proofErr w:type="gramEnd"/>
-      <w:r>
-        <w:rPr>
-          <w:b/>
-          <w:bCs/>
-        </w:rPr>
-        <w:t>_</w:t>
-      </w:r>
-      <w:proofErr w:type="gramStart"/>
-      <w:r>
-        <w:rPr>
-          <w:b/>
-          <w:bCs/>
-        </w:rPr>
-        <w:t>semnatar</w:t>
-      </w:r>
-      <w:proofErr w:type="spellEnd"/>
-      <w:r>
-        <w:rPr>
-          <w:b/>
-          <w:bCs/>
-        </w:rPr>
-        <w:t xml:space="preserve"> }</w:t>
-      </w:r>
-      <w:proofErr w:type="gramEnd"/>
-      <w:r>
-        <w:rPr>
-          <w:b/>
-          <w:bCs/>
-        </w:rPr>
-        <w:t>}</w:t>
-      </w:r>
-    </w:p>
-    <w:p/>
+        <w:jc w:val="both"/>
+        <w:rPr>
+          <w:rFonts w:ascii="Times New Roman" w:hAnsi="Times New Roman" w:cs="Times New Roman"/>
+          <w:lang w:val="ro-RO"/>
+        </w:rPr>
+      </w:pPr>
+      <w:r>
+        <w:rPr>
+          <w:rFonts w:ascii="Times New Roman" w:hAnsi="Times New Roman" w:cs="Times New Roman"/>
+          <w:b/>
+          <w:bCs/>
+          <w:lang w:val="ro-RO"/>
+        </w:rPr>
+        <w:t>{{ persoana.nume_complet }}</w:t>
+      </w:r>
+      <w:r>
+        <w:rPr>
+          <w:rFonts w:ascii="Times New Roman" w:hAnsi="Times New Roman" w:cs="Times New Roman"/>
+          <w:lang w:val="ro-RO"/>
+        </w:rPr>
+        <w:t xml:space="preserve"> {% endfor %}</w:t>
+      </w:r>
+    </w:p>
+    <w:p>
+      <w:pPr>
+        <w:pStyle w:val="ListParagraph"/>
+        <w:numPr>
+          <w:ilvl w:val="0"/>
+          <w:numId w:val="2"/>
+        </w:numPr>
+        <w:jc w:val="both"/>
+        <w:rPr>
+          <w:rFonts w:ascii="Times New Roman" w:hAnsi="Times New Roman" w:cs="Times New Roman"/>
+          <w:lang w:val="ro-RO"/>
+        </w:rPr>
+      </w:pPr>
+      <w:r>
+        <w:rPr>
+          <w:rFonts w:ascii="Times New Roman" w:hAnsi="Times New Roman" w:cs="Times New Roman"/>
+          <w:lang w:val="ro-RO"/>
+        </w:rPr>
+        <w:t>Ordonanţa se trimite spre confirmare judecătorului de drepturi şi libertăţi în termen de 10 zile de la data emiterii prezentei ordonanţe.</w:t>
+      </w:r>
+    </w:p>
+    <w:p>
+      <w:pPr>
+        <w:ind w:left="360"/>
+        <w:rPr>
+          <w:rFonts w:ascii="Times New Roman" w:hAnsi="Times New Roman" w:cs="Times New Roman"/>
+          <w:lang w:val="ro-RO"/>
+        </w:rPr>
+      </w:pPr>
+    </w:p>
+    <w:p>
+      <w:pPr>
+        <w:jc w:val="center"/>
+        <w:rPr>
+          <w:rFonts w:ascii="Times New Roman" w:hAnsi="Times New Roman" w:cs="Times New Roman"/>
+          <w:lang w:val="ro-RO"/>
+        </w:rPr>
+      </w:pPr>
+      <w:r>
+        <w:rPr>
+          <w:rFonts w:ascii="Times New Roman" w:hAnsi="Times New Roman" w:cs="Times New Roman"/>
+          <w:b/>
+          <w:bCs/>
+          <w:lang w:val="ro-RO"/>
+        </w:rPr>
+        <w:t>PROCUROR</w:t>
+      </w:r>
+    </w:p>
+    <w:p>
+      <w:pPr>
+        <w:jc w:val="center"/>
+        <w:rPr>
+          <w:rFonts w:ascii="Times New Roman" w:hAnsi="Times New Roman" w:cs="Times New Roman"/>
+          <w:lang w:val="ro-RO"/>
+        </w:rPr>
+      </w:pPr>
+      <w:r>
+        <w:rPr>
+          <w:rFonts w:ascii="Times New Roman" w:hAnsi="Times New Roman" w:cs="Times New Roman"/>
+          <w:b/>
+          <w:bCs/>
+          <w:lang w:val="ro-RO"/>
+        </w:rPr>
+        <w:t>{{ nume_semnatar }}</w:t>
+      </w:r>
+    </w:p>
+    <w:p>
+      <w:pPr>
+        <w:rPr>
+          <w:rFonts w:ascii="Times New Roman" w:hAnsi="Times New Roman" w:cs="Times New Roman"/>
+          <w:lang w:val="ro-RO"/>
+        </w:rPr>
+      </w:pPr>
+    </w:p>
     <w:sectPr>
       <w:pgSz w:w="12240" w:h="15840"/>
       <w:pgMar w:top="1440" w:right="1440" w:bottom="1440" w:left="1440" w:header="720" w:footer="720" w:gutter="0"/>
@@ -2523,6 +2278,25 @@
       <w:spacing w:val="5"/>
     </w:rPr>
   </w:style>
+  <w:style w:type="table" w:styleId="TableGrid">
+    <w:name w:val="Table Grid"/>
+    <w:basedOn w:val="TableNormal"/>
+    <w:uiPriority w:val="39"/>
+    <w:rsid w:val="001B1AEE"/>
+    <w:pPr>
+      <w:spacing w:after="0" w:line="240" w:lineRule="auto"/>
+    </w:pPr>
+    <w:tblPr>
+      <w:tblBorders>
+        <w:top w:val="single" w:sz="4" w:space="0" w:color="auto"/>
+        <w:left w:val="single" w:sz="4" w:space="0" w:color="auto"/>
+        <w:bottom w:val="single" w:sz="4" w:space="0" w:color="auto"/>
+        <w:right w:val="single" w:sz="4" w:space="0" w:color="auto"/>
+        <w:insideH w:val="single" w:sz="4" w:space="0" w:color="auto"/>
+        <w:insideV w:val="single" w:sz="4" w:space="0" w:color="auto"/>
+      </w:tblBorders>
+    </w:tblPr>
+  </w:style>
 </w:styles>
 </file>
 
